--- a/docs/scenario_authoring.docx
+++ b/docs/scenario_authoring.docx
@@ -441,7 +441,7 @@
           <w:sz w:val="18"/>
           <w:szCs w:val="18"/>
         </w:rPr>
-        <w:t xml:space="preserve">make test       # 99 checks — confirm the probe is healthy before blaming a scenario</w:t>
+        <w:t xml:space="preserve">make test       # 99 checks, confirm the probe is healthy before blaming a scenario</w:t>
       </w:r>
     </w:p>
     <w:p>
@@ -491,7 +491,7 @@
           <w:i w:val="false"/>
           <w:iCs w:val="false"/>
         </w:rPr>
-        <w:t xml:space="preserve"> — so you never compute an offset by hand.</w:t>
+        <w:t xml:space="preserve">, so you never compute an offset by hand.</w:t>
       </w:r>
     </w:p>
     <w:p>
@@ -565,7 +565,7 @@
           <w:i w:val="false"/>
           <w:iCs w:val="false"/>
         </w:rPr>
-        <w:t xml:space="preserve"> The survival heater will not switch off. It draws 300 mW continuously, which pushes the bus over its power budget, so the autonomous power manager begins shedding instruments to compensate — and the player watches science channels vanish from the downlink for no commanded reason.</w:t>
+        <w:t xml:space="preserve"> The survival heater will not switch off. It draws 300 mW continuously, which pushes the bus over its power budget, so the autonomous power manager begins shedding instruments to compensate, and the player watches science channels vanish from the downlink for no commanded reason.</w:t>
       </w:r>
     </w:p>
     <w:p>
@@ -579,7 +579,7 @@
           <w:i w:val="false"/>
           <w:iCs w:val="false"/>
         </w:rPr>
-        <w:t xml:space="preserve">It is a good first scenario for three reasons. The cause and the symptom are two subsystems apart, so diagnosis is real work. The fix is two writes, so it is short. And there is an obvious wrong answer — restore the instrument without fixing the heater, and it gets shed again — which gives you something to write a diagnostic hint about.</w:t>
+        <w:t xml:space="preserve">It is a good first scenario for three reasons. The cause and the symptom are two subsystems apart, so diagnosis is real work. The fix is two writes, so it is short. And there is an obvious wrong answer (restore the instrument without fixing the heater, and it gets shed again), which gives you something to write a diagnostic hint about.</w:t>
       </w:r>
     </w:p>
     <w:p>
@@ -594,7 +594,7 @@
           <w:i w:val="false"/>
           <w:iCs w:val="false"/>
         </w:rPr>
-        <w:t xml:space="preserve">Step 1 — Copy a Skeleton (5 minutes)</w:t>
+        <w:t xml:space="preserve">Step 1, Copy a Skeleton (5 minutes)</w:t>
       </w:r>
     </w:p>
     <w:p>
@@ -847,7 +847,7 @@
           <w:i w:val="false"/>
           <w:iCs w:val="false"/>
         </w:rPr>
-        <w:t xml:space="preserve">and take the CRC from the build output — </w:t>
+        <w:t xml:space="preserve">and take the CRC from the build output, </w:t>
       </w:r>
       <w:r>
         <w:rPr>
@@ -906,7 +906,7 @@
           <w:i w:val="false"/>
           <w:iCs w:val="false"/>
         </w:rPr>
-        <w:t xml:space="preserve">Step 2 — The Manifest (10 minutes)</w:t>
+        <w:t xml:space="preserve">Step 2, The Manifest (10 minutes)</w:t>
       </w:r>
     </w:p>
     <w:p>
@@ -1361,7 +1361,7 @@
           <w:i w:val="false"/>
           <w:iCs w:val="false"/>
         </w:rPr>
-        <w:t xml:space="preserve"> Zero for a tutorial. For anything that should feel like deep space, 8 seconds each way — long enough that a player stops typing speculatively and starts planning, short enough not to be tedious. </w:t>
+        <w:t xml:space="preserve"> Zero for a tutorial. For anything that should feel like deep space, 8 seconds each way: long enough that a player stops typing speculatively and starts planning, short enough not to be tedious. </w:t>
       </w:r>
       <w:r>
         <w:rPr>
@@ -1421,7 +1421,7 @@
           <w:i w:val="false"/>
           <w:iCs w:val="false"/>
         </w:rPr>
-        <w:t xml:space="preserve">Step 3 — Decide the Situation (15 minutes)</w:t>
+        <w:t xml:space="preserve">Step 3, Decide the Situation (15 minutes)</w:t>
       </w:r>
     </w:p>
     <w:p>
@@ -1462,7 +1462,7 @@
           <w:i w:val="false"/>
           <w:iCs w:val="false"/>
         </w:rPr>
-        <w:t xml:space="preserve">The firmware ships benign on purpose — every flight function's defaults keep the probe healthy — so a scenario is usually </w:t>
+        <w:t xml:space="preserve">The firmware ships benign on purpose, every flight function's defaults keep the probe healthy, so a scenario is usually </w:t>
       </w:r>
       <w:r>
         <w:rPr>
@@ -1761,7 +1761,7 @@
           <w:i w:val="false"/>
           <w:iCs w:val="false"/>
         </w:rPr>
-        <w:t xml:space="preserve"> — a name, not arithmetic. The config block mixes 8-, 16- and 32-bit members with compiler padding, and hand-counting through it is the single most common way to author a scenario that validates and then asserts against the wrong four bytes.</w:t>
+        <w:t xml:space="preserve">; a name, not arithmetic. The config block mixes 8-, 16- and 32-bit members with compiler padding, and hand-counting through it is the single most common way to author a scenario that validates and then asserts against the wrong four bytes.</w:t>
       </w:r>
     </w:p>
     <w:p>
@@ -1829,7 +1829,7 @@
           <w:i w:val="false"/>
           <w:iCs w:val="false"/>
         </w:rPr>
-        <w:t xml:space="preserve">: MAG 180, IMU 90, THM 40, PWR 25, RAD 70, STR 310, CAM 60 — 775 mW, plus 1080 for the transmitter and dish steering, so 1855 nominal. The heater adds 300 → 2155. A budget of 2050 means the power manager sheds down its priority order (</w:t>
+        <w:t xml:space="preserve">: MAG 180, IMU 90, THM 40, PWR 25, RAD 70, STR 310, CAM 60; 775 mW, plus 1080 for the transmitter and dish steering, so 1855 nominal. The heater adds 300 → 2155. A budget of 2050 means the power manager sheds down its priority order (</w:t>
       </w:r>
       <w:r>
         <w:rPr>
@@ -1905,7 +1905,7 @@
           <w:i w:val="false"/>
           <w:iCs w:val="false"/>
         </w:rPr>
-        <w:t xml:space="preserve"> — which is the high-gain antenna's attitude reference, so the dish would drift off boresight, the probe would fall back to the low-gain antenna, and the telemetry frame would start dropping channels for an entirely different reason. Correct behavior, and a completely confusing tutorial. </w:t>
+        <w:t xml:space="preserve">, which is the high-gain antenna's attitude reference, so the dish would drift off boresight, the probe would fall back to the low-gain antenna, and the telemetry frame would start dropping channels for an entirely different reason. Correct behavior, and a completely confusing tutorial. </w:t>
       </w:r>
       <w:r>
         <w:rPr>
@@ -1956,7 +1956,7 @@
           <w:i w:val="false"/>
           <w:iCs w:val="false"/>
         </w:rPr>
-        <w:t xml:space="preserve">Step 4 — Write the Briefing (20 minutes)</w:t>
+        <w:t xml:space="preserve">Step 4, Write the Briefing (20 minutes)</w:t>
       </w:r>
     </w:p>
     <w:p>
@@ -2011,7 +2011,7 @@
           <w:i w:val="false"/>
           <w:iCs w:val="false"/>
         </w:rPr>
-        <w:t xml:space="preserve">&gt; Sojourn is losing instruments, one at a time, and nobody commanded it to. &gt; &gt; The camera went first. Two frames later the radiation counter stopped &gt; reporting. Both are simply absent from the downlink now — not reading zero, &gt; absent — and the probe has raised no fault. Whatever is doing this believes &gt; it is behaving correctly.</w:t>
+        <w:t xml:space="preserve">&gt; Sojourn is losing instruments, one at a time, and nobody commanded it to. &gt; &gt; The camera went first. Two frames later the radiation counter stopped &gt; reporting. Both are simply absent from the downlink now, not reading zero, &gt; absent, and the probe has raised no fault. Whatever is doing this believes &gt; it is behaving correctly.</w:t>
       </w:r>
     </w:p>
     <w:p>
@@ -2112,7 +2112,7 @@
           <w:i w:val="false"/>
           <w:iCs w:val="false"/>
         </w:rPr>
-        <w:t xml:space="preserve"> "It is not malfunctioning. It is doing exactly what it was told, in a situation nobody anticipated" — this is both true of the power manager and the most useful sentence in the briefing.</w:t>
+        <w:t xml:space="preserve"> "It is not malfunctioning. It is doing exactly what it was told, in a situation nobody anticipated"; this is both true of the power manager and the most useful sentence in the briefing.</w:t>
       </w:r>
     </w:p>
     <w:p>
@@ -2149,7 +2149,7 @@
           <w:i w:val="false"/>
           <w:iCs w:val="false"/>
         </w:rPr>
-        <w:t xml:space="preserve">What not to do: no addresses, no register names, no offsets. Everything withheld is discoverable in the binary — that is the game.</w:t>
+        <w:t xml:space="preserve">What not to do: no addresses, no register names, no offsets. Everything withheld is discoverable in the binary; that is the game.</w:t>
       </w:r>
     </w:p>
     <w:p>
@@ -2164,7 +2164,7 @@
           <w:i w:val="false"/>
           <w:iCs w:val="false"/>
         </w:rPr>
-        <w:t xml:space="preserve">Step 5 — Find Your Addresses (10 minutes)</w:t>
+        <w:t xml:space="preserve">Step 5, Find Your Addresses (10 minutes)</w:t>
       </w:r>
     </w:p>
     <w:p>
@@ -2256,7 +2256,7 @@
           <w:i w:val="false"/>
           <w:iCs w:val="false"/>
         </w:rPr>
-        <w:t xml:space="preserve">Peripheral registers have no symbols — they are at fixed addresses by specification. The sensor block is eight 16-byte slots at </w:t>
+        <w:t xml:space="preserve">Peripheral registers have no symbols; they are at fixed addresses by specification. The sensor block is eight 16-byte slots at </w:t>
       </w:r>
       <w:r>
         <w:rPr>
@@ -2407,7 +2407,7 @@
           <w:i w:val="false"/>
           <w:iCs w:val="false"/>
         </w:rPr>
-        <w:t xml:space="preserve">Step 6 — Write the Objective (30 minutes)</w:t>
+        <w:t xml:space="preserve">Step 6, Write the Objective (30 minutes)</w:t>
       </w:r>
     </w:p>
     <w:p>
@@ -2692,7 +2692,7 @@
           <w:i w:val="false"/>
           <w:iCs w:val="false"/>
         </w:rPr>
-        <w:t xml:space="preserve"> — it does not say </w:t>
+        <w:t xml:space="preserve">; it does not say </w:t>
       </w:r>
       <w:r>
         <w:rPr>
@@ -2786,7 +2786,7 @@
           <w:i w:val="false"/>
           <w:iCs w:val="false"/>
         </w:rPr>
-        <w:t xml:space="preserve"> — a patched priority table, an injected routine in the code cave — not as a lazy proxy for behavior you could observe in telemetry.</w:t>
+        <w:t xml:space="preserve"> (a patched priority table, an injected routine in the code cave), not as a lazy proxy for behavior you could observe in telemetry.</w:t>
       </w:r>
     </w:p>
     <w:p>
@@ -3071,7 +3071,7 @@
                 <w:i w:val="false"/>
                 <w:iCs w:val="false"/>
               </w:rPr>
-              <w:t xml:space="preserve"> — never "reads zero"</w:t>
+              <w:t xml:space="preserve">, never "reads zero"</w:t>
             </w:r>
           </w:p>
         </w:tc>
@@ -3916,7 +3916,7 @@
           <w:sz w:val="18"/>
           <w:szCs w:val="18"/>
         </w:rPr>
-        <w:t xml:space="preserve">    "text": "The heater is off, so the load is back under budget and nothing more will be shed. But the radiation counter is still unpowered — the power manager switched it off and will not switch it back on. That is yours to undo." },</w:t>
+        <w:t xml:space="preserve">    "text": "The heater is off, so the load is back under budget and nothing more will be shed. But the radiation counter is still unpowered, the power manager switched it off and will not switch it back on. That is yours to undo." },</w:t>
       </w:r>
     </w:p>
     <w:p>
@@ -4179,7 +4179,7 @@
           <w:i w:val="false"/>
           <w:iCs w:val="false"/>
         </w:rPr>
-        <w:t xml:space="preserve">Frames, not minutes — five seconds each, and it keeps hints deterministic under replay. Go from </w:t>
+        <w:t xml:space="preserve">Frames, not minutes: five seconds each, and it keeps hints deterministic under replay. Go from </w:t>
       </w:r>
       <w:r>
         <w:rPr>
@@ -4248,7 +4248,7 @@
           <w:i w:val="false"/>
           <w:iCs w:val="false"/>
         </w:rPr>
-        <w:t xml:space="preserve">Step 7 — Validate (1 minute)</w:t>
+        <w:t xml:space="preserve">Step 7, Validate (1 minute)</w:t>
       </w:r>
     </w:p>
     <w:p>
@@ -4302,7 +4302,7 @@
           <w:i w:val="false"/>
           <w:iCs w:val="false"/>
         </w:rPr>
-        <w:t xml:space="preserve">This catches unknown predicate ops, missing keys, symbols that do not exist, type mismatches, dependency cycles, and — the one that saves you an afternoon — any address that resolves outside the memory map. Run it on every save. Add </w:t>
+        <w:t xml:space="preserve">This catches unknown predicate ops, missing keys, symbols that do not exist, type mismatches, dependency cycles, and, the one that saves you an afternoon, any address that resolves outside the memory map. Run it on every save. Add </w:t>
       </w:r>
       <w:r>
         <w:rPr>
@@ -4339,7 +4339,7 @@
           <w:i w:val="false"/>
           <w:iCs w:val="false"/>
         </w:rPr>
-        <w:t xml:space="preserve">Step 8 — Solve It Yourself (20 minutes)</w:t>
+        <w:t xml:space="preserve">Step 8, Solve It Yourself (20 minutes)</w:t>
       </w:r>
     </w:p>
     <w:p>
@@ -4674,7 +4674,7 @@
           <w:i w:val="false"/>
           <w:iCs w:val="false"/>
         </w:rPr>
-        <w:t xml:space="preserve">Step 9 — Keep the Fixture (5 minutes)</w:t>
+        <w:t xml:space="preserve">Step 9, Keep the Fixture (5 minutes)</w:t>
       </w:r>
     </w:p>
     <w:p>
@@ -4877,7 +4877,7 @@
           <w:i w:val="false"/>
           <w:iCs w:val="false"/>
         </w:rPr>
-        <w:t xml:space="preserve"> Rejected commands are logged on purpose — they cost budget and they are evidence. An objective meaning </w:t>
+        <w:t xml:space="preserve"> Rejected commands are logged on purpose; they cost budget and they are evidence. An objective meaning </w:t>
       </w:r>
       <w:r>
         <w:rPr>
@@ -4980,7 +4980,7 @@
           <w:i w:val="false"/>
           <w:iCs w:val="false"/>
         </w:rPr>
-        <w:t xml:space="preserve"> event, before the player had done anything. If an objective is meant to record a player action, assert on the action — the command log, or a control-register bit — and use telemetry for the consequence.</w:t>
+        <w:t xml:space="preserve"> event, before the player had done anything. If an objective is meant to record a player action, assert on the action (the command log, or a control-register bit), and use telemetry for the consequence.</w:t>
       </w:r>
     </w:p>
     <w:p>
@@ -5071,7 +5071,7 @@
           <w:i w:val="false"/>
           <w:iCs w:val="false"/>
         </w:rPr>
-        <w:t xml:space="preserve"> Especially where a task acts once per cycle, or where you are distinguishing a routine that ran once from a hook that runs every cycle — which is the difference between the two hardest patch styles in the platform.</w:t>
+        <w:t xml:space="preserve"> Especially where a task acts once per cycle, or where you are distinguishing a routine that ran once from a hook that runs every cycle, which is the difference between the two hardest patch styles in the platform.</w:t>
       </w:r>
     </w:p>
     <w:p>
@@ -5450,7 +5450,7 @@
           <w:i w:val="false"/>
           <w:iCs w:val="false"/>
         </w:rPr>
-        <w:t xml:space="preserve">[ ] Setup cascades checked — nothing unintended is being shed, drifted or dropped</w:t>
+        <w:t xml:space="preserve">[ ] Setup cascades checked, nothing unintended is being shed, drifted or dropped</w:t>
       </w:r>
     </w:p>
     <w:p>
@@ -5507,7 +5507,7 @@
           <w:i w:val="false"/>
           <w:iCs w:val="false"/>
         </w:rPr>
-        <w:t xml:space="preserve">[ ] At least two honest solutions exist (R9.2) — write them down</w:t>
+        <w:t xml:space="preserve">[ ] At least two honest solutions exist (R9.2), write them down</w:t>
       </w:r>
     </w:p>
     <w:p>
@@ -5855,7 +5855,7 @@
           <w:sz w:val="19"/>
           <w:szCs w:val="19"/>
         </w:rPr>
-        <w:t xml:space="preserve">Version 1.0 — every command in this guide was run against the reference build (`crc32 0xf72478e0`). The scenario it builds ships as `scenarios/heater-runaway/`.</w:t>
+        <w:t xml:space="preserve">Version 1.0: every command in this guide was run against the reference build (`crc32 0xf72478e0`). The scenario it builds ships as `scenarios/heater-runaway/`.</w:t>
       </w:r>
     </w:p>
     <w:sectPr>

--- a/docs/scenario_authoring.docx
+++ b/docs/scenario_authoring.docx
@@ -579,7 +579,7 @@
           <w:i w:val="false"/>
           <w:iCs w:val="false"/>
         </w:rPr>
-        <w:t xml:space="preserve">It is a good first scenario for three reasons. The cause and the symptom are two subsystems apart, so diagnosis is real work. The fix is two writes, so it is short. And there is an obvious wrong answer (restore the instrument without fixing the heater, and it gets shed again), which gives you something to write a diagnostic hint about.</w:t>
+        <w:t xml:space="preserve">It is a good first scenario for three reasons. The cause and the symptom are two subsystems apart, so diagnosis is more difficult. The fix is two writes, so it is short. And there is an obvious wrong answer (restore the instrument without fixing the heater, and it gets shed again), which gives you something to write a diagnostic hint about.</w:t>
       </w:r>
     </w:p>
     <w:p>
@@ -1983,7 +1983,7 @@
           <w:i w:val="false"/>
           <w:iCs w:val="false"/>
         </w:rPr>
-        <w:t xml:space="preserve"> is shipped verbatim and is the only thing the player reads before starting. It is fiction, and it does real work: it tells them what is wrong without telling them where to look.</w:t>
+        <w:t xml:space="preserve"> is shipped verbatim and is the only thing the player reads before starting. </w:t>
       </w:r>
     </w:p>
     <w:p>
